--- a/Semana05_23ABR26/EjemploPC2.docx
+++ b/Semana05_23ABR26/EjemploPC2.docx
@@ -1984,6 +1984,7 @@
           <w:lang w:val="es-ES"/>
         </w:rPr>
       </w:pPr>
+      <w:bookmarkStart w:id="0" w:name="_GoBack"/>
       <w:r>
         <w:rPr>
           <w:noProof/>
@@ -1991,10 +1992,10 @@
           <w14:ligatures w14:val="standardContextual"/>
         </w:rPr>
         <w:drawing>
-          <wp:inline distT="0" distB="0" distL="0" distR="0" wp14:anchorId="22D77CF9" wp14:editId="22ECB0FB">
-            <wp:extent cx="5400040" cy="3037205"/>
-            <wp:effectExtent l="0" t="0" r="0" b="0"/>
-            <wp:docPr id="2037953295" name="Imagen 1"/>
+          <wp:inline distT="0" distB="0" distL="0" distR="0" wp14:anchorId="0309E3F4" wp14:editId="2CF9B19B">
+            <wp:extent cx="6120130" cy="3442335"/>
+            <wp:effectExtent l="0" t="0" r="0" b="5715"/>
+            <wp:docPr id="2" name="Imagen 2"/>
             <wp:cNvGraphicFramePr>
               <a:graphicFrameLocks xmlns:a="http://schemas.openxmlformats.org/drawingml/2006/main" noChangeAspect="1"/>
             </wp:cNvGraphicFramePr>
@@ -2002,7 +2003,7 @@
               <a:graphicData uri="http://schemas.openxmlformats.org/drawingml/2006/picture">
                 <pic:pic xmlns:pic="http://schemas.openxmlformats.org/drawingml/2006/picture">
                   <pic:nvPicPr>
-                    <pic:cNvPr id="2037953295" name="Imagen 2037953295"/>
+                    <pic:cNvPr id="2" name="Prototipos.png"/>
                     <pic:cNvPicPr/>
                   </pic:nvPicPr>
                   <pic:blipFill>
@@ -2020,7 +2021,7 @@
                   <pic:spPr>
                     <a:xfrm>
                       <a:off x="0" y="0"/>
-                      <a:ext cx="5400040" cy="3037205"/>
+                      <a:ext cx="6120130" cy="3442335"/>
                     </a:xfrm>
                     <a:prstGeom prst="rect">
                       <a:avLst/>
@@ -2032,6 +2033,7 @@
           </wp:inline>
         </w:drawing>
       </w:r>
+      <w:bookmarkEnd w:id="0"/>
     </w:p>
     <w:p>
       <w:pPr>
@@ -3314,12 +3316,79 @@
     </w:tbl>
     <w:p>
       <w:pPr>
-        <w:rPr>
-          <w:lang w:val="es-ES"/>
-        </w:rPr>
-      </w:pPr>
-      <w:bookmarkStart w:id="0" w:name="_GoBack"/>
-      <w:bookmarkEnd w:id="0"/>
+        <w:pStyle w:val="Ttulo2"/>
+        <w:rPr>
+          <w:lang w:val="es-ES"/>
+        </w:rPr>
+      </w:pPr>
+      <w:r>
+        <w:rPr>
+          <w:lang w:val="es-ES"/>
+        </w:rPr>
+        <w:lastRenderedPageBreak/>
+        <w:t>Modelo de Datos</w:t>
+      </w:r>
+    </w:p>
+    <w:p>
+      <w:pPr>
+        <w:rPr>
+          <w:lang w:val="es-ES"/>
+        </w:rPr>
+      </w:pPr>
+      <w:r>
+        <w:rPr>
+          <w:noProof/>
+          <w:lang w:val="en-US" w:eastAsia="en-US"/>
+        </w:rPr>
+        <w:drawing>
+          <wp:inline distT="0" distB="0" distL="0" distR="0" wp14:anchorId="0BBBA2F1" wp14:editId="17E1982F">
+            <wp:extent cx="6120130" cy="4372333"/>
+            <wp:effectExtent l="0" t="0" r="0" b="9525"/>
+            <wp:docPr id="1" name="Imagen 1"/>
+            <wp:cNvGraphicFramePr>
+              <a:graphicFrameLocks xmlns:a="http://schemas.openxmlformats.org/drawingml/2006/main" noChangeAspect="1"/>
+            </wp:cNvGraphicFramePr>
+            <a:graphic xmlns:a="http://schemas.openxmlformats.org/drawingml/2006/main">
+              <a:graphicData uri="http://schemas.openxmlformats.org/drawingml/2006/picture">
+                <pic:pic xmlns:pic="http://schemas.openxmlformats.org/drawingml/2006/picture">
+                  <pic:nvPicPr>
+                    <pic:cNvPr id="0" name="Picture 1"/>
+                    <pic:cNvPicPr>
+                      <a:picLocks noChangeAspect="1" noChangeArrowheads="1"/>
+                    </pic:cNvPicPr>
+                  </pic:nvPicPr>
+                  <pic:blipFill>
+                    <a:blip r:embed="rId9">
+                      <a:extLst>
+                        <a:ext uri="{28A0092B-C50C-407E-A947-70E740481C1C}">
+                          <a14:useLocalDpi xmlns:a14="http://schemas.microsoft.com/office/drawing/2010/main" val="0"/>
+                        </a:ext>
+                      </a:extLst>
+                    </a:blip>
+                    <a:srcRect/>
+                    <a:stretch>
+                      <a:fillRect/>
+                    </a:stretch>
+                  </pic:blipFill>
+                  <pic:spPr bwMode="auto">
+                    <a:xfrm>
+                      <a:off x="0" y="0"/>
+                      <a:ext cx="6120130" cy="4372333"/>
+                    </a:xfrm>
+                    <a:prstGeom prst="rect">
+                      <a:avLst/>
+                    </a:prstGeom>
+                    <a:noFill/>
+                    <a:ln>
+                      <a:noFill/>
+                    </a:ln>
+                  </pic:spPr>
+                </pic:pic>
+              </a:graphicData>
+            </a:graphic>
+          </wp:inline>
+        </w:drawing>
+      </w:r>
     </w:p>
     <w:p>
       <w:pPr>
